--- a/КП призм.docx
+++ b/КП призм.docx
@@ -1,10 +1,10 @@
 
 <file path=word/document.xml><?xml version="1.0" encoding="utf-8"?>
-<w:document xmlns:wpc="http://schemas.microsoft.com/office/word/2010/wordprocessingCanvas" xmlns:cx="http://schemas.microsoft.com/office/drawing/2014/chartex" xmlns:cx1="http://schemas.microsoft.com/office/drawing/2015/9/8/chartex" xmlns:cx2="http://schemas.microsoft.com/office/drawing/2015/10/21/chartex" xmlns:cx3="http://schemas.microsoft.com/office/drawing/2016/5/9/chartex" xmlns:cx4="http://schemas.microsoft.com/office/drawing/2016/5/10/chartex" xmlns:cx5="http://schemas.microsoft.com/office/drawing/2016/5/11/chartex" xmlns:cx6="http://schemas.microsoft.com/office/drawing/2016/5/12/chartex" xmlns:cx7="http://schemas.microsoft.com/office/drawing/2016/5/13/chartex" xmlns:cx8="http://schemas.microsoft.com/office/drawing/2016/5/14/chartex" xmlns:mc="http://schemas.openxmlformats.org/markup-compatibility/2006" xmlns:aink="http://schemas.microsoft.com/office/drawing/2016/ink" xmlns:am3d="http://schemas.microsoft.com/office/drawing/2017/model3d" xmlns:o="urn:schemas-microsoft-com:office:office" xmlns:oel="http://schemas.microsoft.com/office/2019/extlst" xmlns:r="http://schemas.openxmlformats.org/officeDocument/2006/relationships" xmlns:m="http://schemas.openxmlformats.org/officeDocument/2006/math" xmlns:v="urn:schemas-microsoft-com:vml" xmlns:wp14="http://schemas.microsoft.com/office/word/2010/wordprocessingDrawing" xmlns:wp="http://schemas.openxmlformats.org/drawingml/2006/wordprocessingDrawing" xmlns:w10="urn:schemas-microsoft-com:office:word" xmlns:w="http://schemas.openxmlformats.org/wordprocessingml/2006/main" xmlns:w14="http://schemas.microsoft.com/office/word/2010/wordml" xmlns:w15="http://schemas.microsoft.com/office/word/2012/wordml" xmlns:w16cex="http://schemas.microsoft.com/office/word/2018/wordml/cex" xmlns:w16cid="http://schemas.microsoft.com/office/word/2016/wordml/cid" xmlns:w16="http://schemas.microsoft.com/office/word/2018/wordml" xmlns:w16sdtdh="http://schemas.microsoft.com/office/word/2020/wordml/sdtdatahash" xmlns:w16se="http://schemas.microsoft.com/office/word/2015/wordml/symex" xmlns:wpg="http://schemas.microsoft.com/office/word/2010/wordprocessingGroup" xmlns:wpi="http://schemas.microsoft.com/office/word/2010/wordprocessingInk" xmlns:wne="http://schemas.microsoft.com/office/word/2006/wordml" xmlns:wps="http://schemas.microsoft.com/office/word/2010/wordprocessingShape" mc:Ignorable="w14 w15 w16se w16cid w16 w16cex w16sdtdh wp14">
+<w:document xmlns:wpc="http://schemas.microsoft.com/office/word/2010/wordprocessingCanvas" xmlns:cx="http://schemas.microsoft.com/office/drawing/2014/chartex" xmlns:cx1="http://schemas.microsoft.com/office/drawing/2015/9/8/chartex" xmlns:cx2="http://schemas.microsoft.com/office/drawing/2015/10/21/chartex" xmlns:cx3="http://schemas.microsoft.com/office/drawing/2016/5/9/chartex" xmlns:cx4="http://schemas.microsoft.com/office/drawing/2016/5/10/chartex" xmlns:cx5="http://schemas.microsoft.com/office/drawing/2016/5/11/chartex" xmlns:cx6="http://schemas.microsoft.com/office/drawing/2016/5/12/chartex" xmlns:cx7="http://schemas.microsoft.com/office/drawing/2016/5/13/chartex" xmlns:cx8="http://schemas.microsoft.com/office/drawing/2016/5/14/chartex" xmlns:mc="http://schemas.openxmlformats.org/markup-compatibility/2006" xmlns:aink="http://schemas.microsoft.com/office/drawing/2016/ink" xmlns:am3d="http://schemas.microsoft.com/office/drawing/2017/model3d" xmlns:o="urn:schemas-microsoft-com:office:office" xmlns:r="http://schemas.openxmlformats.org/officeDocument/2006/relationships" xmlns:m="http://schemas.openxmlformats.org/officeDocument/2006/math" xmlns:v="urn:schemas-microsoft-com:vml" xmlns:wp14="http://schemas.microsoft.com/office/word/2010/wordprocessingDrawing" xmlns:wp="http://schemas.openxmlformats.org/drawingml/2006/wordprocessingDrawing" xmlns:w10="urn:schemas-microsoft-com:office:word" xmlns:w="http://schemas.openxmlformats.org/wordprocessingml/2006/main" xmlns:w14="http://schemas.microsoft.com/office/word/2010/wordml" xmlns:w15="http://schemas.microsoft.com/office/word/2012/wordml" xmlns:w16cex="http://schemas.microsoft.com/office/word/2018/wordml/cex" xmlns:w16cid="http://schemas.microsoft.com/office/word/2016/wordml/cid" xmlns:w16="http://schemas.microsoft.com/office/word/2018/wordml" xmlns:w16sdtdh="http://schemas.microsoft.com/office/word/2020/wordml/sdtdatahash" xmlns:w16se="http://schemas.microsoft.com/office/word/2015/wordml/symex" xmlns:wpg="http://schemas.microsoft.com/office/word/2010/wordprocessingGroup" xmlns:wpi="http://schemas.microsoft.com/office/word/2010/wordprocessingInk" xmlns:wne="http://schemas.microsoft.com/office/word/2006/wordml" xmlns:wps="http://schemas.microsoft.com/office/word/2010/wordprocessingShape" mc:Ignorable="w14 w15 w16se w16cid w16 w16cex w16sdtdh wp14">
   <w:body>
     <w:tbl>
       <w:tblPr>
-        <w:tblStyle w:val="TableGrid"/>
+        <w:tblStyle w:val="a3"/>
         <w:tblW w:w="0" w:type="auto"/>
         <w:tblBorders>
           <w:top w:val="none" w:sz="0" w:space="0" w:color="auto"/>
@@ -21,9 +21,13 @@
         <w:gridCol w:w="4508"/>
       </w:tblGrid>
       <w:tr>
+        <w:trPr>
+          <w:trHeight w:val="426"/>
+        </w:trPr>
         <w:tc>
           <w:tcPr>
             <w:tcW w:w="4508" w:type="dxa"/>
+            <w:vMerge w:val="restart"/>
           </w:tcPr>
           <w:p>
             <w:pPr>
@@ -35,7 +39,20 @@
               </w:rPr>
             </w:pPr>
             <w:r>
+              <w:br/>
+            </w:r>
+            <w:r>
+              <w:br/>
+            </w:r>
+            <w:r>
+              <w:br/>
               <w:t>Тут лого</w:t>
+            </w:r>
+            <w:r>
+              <w:br/>
+            </w:r>
+            <w:r>
+              <w:br/>
             </w:r>
             <w:r>
               <w:br/>
@@ -82,15 +99,18 @@
                 <w:sz w:val="20"/>
                 <w:szCs w:val="20"/>
               </w:rPr>
-              <w:t>ОГРН</w:t>
-            </w:r>
-            <w:r>
+              <w:t>ОГРН 000000000</w:t>
+            </w:r>
+          </w:p>
+          <w:p>
+            <w:pPr>
+              <w:ind w:firstLine="0"/>
+              <w:jc w:val="center"/>
               <w:rPr>
                 <w:sz w:val="20"/>
                 <w:szCs w:val="20"/>
               </w:rPr>
-              <w:t xml:space="preserve"> 000000000</w:t>
-            </w:r>
+            </w:pPr>
           </w:p>
           <w:p>
             <w:pPr>
@@ -101,35 +121,32 @@
                 <w:szCs w:val="20"/>
               </w:rPr>
             </w:pPr>
-          </w:p>
-          <w:p>
-            <w:pPr>
-              <w:ind w:firstLine="0"/>
-              <w:jc w:val="center"/>
+            <w:r>
               <w:rPr>
                 <w:sz w:val="20"/>
                 <w:szCs w:val="20"/>
               </w:rPr>
+              <w:t>Тел.</w:t>
+            </w:r>
+          </w:p>
+          <w:p>
+            <w:pPr>
+              <w:ind w:firstLine="0"/>
+              <w:jc w:val="center"/>
             </w:pPr>
             <w:r>
               <w:rPr>
                 <w:sz w:val="20"/>
                 <w:szCs w:val="20"/>
               </w:rPr>
-              <w:t>Тел.</w:t>
-            </w:r>
-          </w:p>
-          <w:p>
-            <w:pPr>
-              <w:ind w:firstLine="0"/>
-              <w:jc w:val="center"/>
-            </w:pPr>
+              <w:t>E</w:t>
+            </w:r>
             <w:r>
               <w:rPr>
                 <w:sz w:val="20"/>
                 <w:szCs w:val="20"/>
               </w:rPr>
-              <w:t>E</w:t>
+              <w:t>-</w:t>
             </w:r>
             <w:r>
               <w:rPr>
@@ -137,7 +154,7 @@
                 <w:szCs w:val="20"/>
                 <w:lang w:val="en-US"/>
               </w:rPr>
-              <w:t>-mail</w:t>
+              <w:t>mail</w:t>
             </w:r>
             <w:r>
               <w:rPr>
@@ -161,47 +178,104 @@
                 <w:szCs w:val="28"/>
               </w:rPr>
             </w:pPr>
-            <w:r>
+          </w:p>
+        </w:tc>
+      </w:tr>
+      <w:tr>
+        <w:trPr>
+          <w:trHeight w:val="1346"/>
+        </w:trPr>
+        <w:tc>
+          <w:tcPr>
+            <w:tcW w:w="4508" w:type="dxa"/>
+            <w:vMerge/>
+          </w:tcPr>
+          <w:p>
+            <w:pPr>
+              <w:ind w:firstLine="0"/>
+              <w:jc w:val="center"/>
+            </w:pPr>
+          </w:p>
+        </w:tc>
+        <w:tc>
+          <w:tcPr>
+            <w:tcW w:w="4508" w:type="dxa"/>
+          </w:tcPr>
+          <w:p>
+            <w:pPr>
+              <w:ind w:firstLine="0"/>
+              <w:jc w:val="right"/>
               <w:rPr>
                 <w:sz w:val="28"/>
                 <w:szCs w:val="28"/>
               </w:rPr>
-              <w:t>ФГАОУ ВО</w:t>
+            </w:pPr>
+            <w:r>
+              <w:rPr>
+                <w:noProof/>
+              </w:rPr>
+              <w:drawing>
+                <wp:anchor distT="0" distB="0" distL="114300" distR="114300" simplePos="0" relativeHeight="251658240" behindDoc="1" locked="0" layoutInCell="1" allowOverlap="1" wp14:anchorId="71E4C750" wp14:editId="68BB9ED4">
+                  <wp:simplePos x="0" y="0"/>
+                  <wp:positionH relativeFrom="column">
+                    <wp:posOffset>-3846048</wp:posOffset>
+                  </wp:positionH>
+                  <wp:positionV relativeFrom="paragraph">
+                    <wp:posOffset>-1208356</wp:posOffset>
+                  </wp:positionV>
+                  <wp:extent cx="7559675" cy="4975860"/>
+                  <wp:effectExtent l="0" t="0" r="3175" b="0"/>
+                  <wp:wrapNone/>
+                  <wp:docPr id="1" name="Рисунок 1"/>
+                  <wp:cNvGraphicFramePr>
+                    <a:graphicFrameLocks xmlns:a="http://schemas.openxmlformats.org/drawingml/2006/main" noChangeAspect="1"/>
+                  </wp:cNvGraphicFramePr>
+                  <a:graphic xmlns:a="http://schemas.openxmlformats.org/drawingml/2006/main">
+                    <a:graphicData uri="http://schemas.openxmlformats.org/drawingml/2006/picture">
+                      <pic:pic xmlns:pic="http://schemas.openxmlformats.org/drawingml/2006/picture">
+                        <pic:nvPicPr>
+                          <pic:cNvPr id="1" name=""/>
+                          <pic:cNvPicPr/>
+                        </pic:nvPicPr>
+                        <pic:blipFill>
+                          <a:blip r:embed="rId7">
+                            <a:extLst>
+                              <a:ext uri="{28A0092B-C50C-407E-A947-70E740481C1C}">
+                                <a14:useLocalDpi xmlns:a14="http://schemas.microsoft.com/office/drawing/2010/main" val="0"/>
+                              </a:ext>
+                            </a:extLst>
+                          </a:blip>
+                          <a:stretch>
+                            <a:fillRect/>
+                          </a:stretch>
+                        </pic:blipFill>
+                        <pic:spPr>
+                          <a:xfrm>
+                            <a:off x="0" y="0"/>
+                            <a:ext cx="7559675" cy="4975860"/>
+                          </a:xfrm>
+                          <a:prstGeom prst="rect">
+                            <a:avLst/>
+                          </a:prstGeom>
+                        </pic:spPr>
+                      </pic:pic>
+                    </a:graphicData>
+                  </a:graphic>
+                  <wp14:sizeRelH relativeFrom="page">
+                    <wp14:pctWidth>0</wp14:pctWidth>
+                  </wp14:sizeRelH>
+                  <wp14:sizeRelV relativeFrom="page">
+                    <wp14:pctHeight>0</wp14:pctHeight>
+                  </wp14:sizeRelV>
+                </wp:anchor>
+              </w:drawing>
             </w:r>
             <w:r>
               <w:rPr>
                 <w:sz w:val="28"/>
                 <w:szCs w:val="28"/>
               </w:rPr>
-              <w:t xml:space="preserve"> </w:t>
-            </w:r>
-            <w:r>
-              <w:rPr>
-                <w:sz w:val="28"/>
-                <w:szCs w:val="28"/>
-              </w:rPr>
-              <w:t>«</w:t>
-            </w:r>
-            <w:r>
-              <w:rPr>
-                <w:sz w:val="28"/>
-                <w:szCs w:val="28"/>
-              </w:rPr>
-              <w:t xml:space="preserve">Московский государственный институт международных отношений (Университет) </w:t>
-            </w:r>
-            <w:r>
-              <w:rPr>
-                <w:sz w:val="28"/>
-                <w:szCs w:val="28"/>
-              </w:rPr>
-              <w:t>МИД РФ»</w:t>
-            </w:r>
-            <w:r>
-              <w:rPr>
-                <w:sz w:val="28"/>
-                <w:szCs w:val="28"/>
-              </w:rPr>
-              <w:t> </w:t>
+              <w:t>ФГАОУ ВО «Московский государственный институт международных отношений (Университет) МИД РФ» </w:t>
             </w:r>
           </w:p>
         </w:tc>
@@ -209,80 +283,29 @@
     </w:tbl>
     <w:p>
       <w:pPr>
-        <w:pStyle w:val="Title"/>
-      </w:pPr>
-      <w:r>
-        <w:drawing>
-          <wp:anchor distT="0" distB="0" distL="114300" distR="114300" simplePos="0" relativeHeight="251658240" behindDoc="1" locked="0" layoutInCell="1" allowOverlap="1" wp14:anchorId="34D383CB">
-            <wp:simplePos x="0" y="0"/>
-            <wp:positionH relativeFrom="column">
-              <wp:posOffset>-925195</wp:posOffset>
-            </wp:positionH>
-            <wp:positionV relativeFrom="paragraph">
-              <wp:posOffset>-4569181</wp:posOffset>
-            </wp:positionV>
-            <wp:extent cx="7560310" cy="4549140"/>
-            <wp:effectExtent l="0" t="0" r="0" b="0"/>
-            <wp:wrapNone/>
-            <wp:docPr id="1" name="Picture 1"/>
-            <wp:cNvGraphicFramePr>
-              <a:graphicFrameLocks xmlns:a="http://schemas.openxmlformats.org/drawingml/2006/main" noChangeAspect="1"/>
-            </wp:cNvGraphicFramePr>
-            <a:graphic xmlns:a="http://schemas.openxmlformats.org/drawingml/2006/main">
-              <a:graphicData uri="http://schemas.openxmlformats.org/drawingml/2006/picture">
-                <pic:pic xmlns:pic="http://schemas.openxmlformats.org/drawingml/2006/picture">
-                  <pic:nvPicPr>
-                    <pic:cNvPr id="1" name=""/>
-                    <pic:cNvPicPr/>
-                  </pic:nvPicPr>
-                  <pic:blipFill rotWithShape="1">
-                    <a:blip r:embed="rId5">
-                      <a:alphaModFix amt="70000"/>
-                      <a:extLst>
-                        <a:ext uri="{28A0092B-C50C-407E-A947-70E740481C1C}">
-                          <a14:useLocalDpi xmlns:a14="http://schemas.microsoft.com/office/drawing/2010/main" val="0"/>
-                        </a:ext>
-                      </a:extLst>
-                    </a:blip>
-                    <a:srcRect b="39824"/>
-                    <a:stretch/>
-                  </pic:blipFill>
-                  <pic:spPr bwMode="auto">
-                    <a:xfrm rot="10800000">
-                      <a:off x="0" y="0"/>
-                      <a:ext cx="7560310" cy="4549140"/>
-                    </a:xfrm>
-                    <a:prstGeom prst="rect">
-                      <a:avLst/>
-                    </a:prstGeom>
-                    <a:ln>
-                      <a:noFill/>
-                    </a:ln>
-                    <a:extLst>
-                      <a:ext uri="{53640926-AAD7-44D8-BBD7-CCE9431645EC}">
-                        <a14:shadowObscured xmlns:a14="http://schemas.microsoft.com/office/drawing/2010/main"/>
-                      </a:ext>
-                    </a:extLst>
-                  </pic:spPr>
-                </pic:pic>
-              </a:graphicData>
-            </a:graphic>
-            <wp14:sizeRelH relativeFrom="page">
-              <wp14:pctWidth>0</wp14:pctWidth>
-            </wp14:sizeRelH>
-            <wp14:sizeRelV relativeFrom="page">
-              <wp14:pctHeight>0</wp14:pctHeight>
-            </wp14:sizeRelV>
-          </wp:anchor>
-        </w:drawing>
-      </w:r>
-      <w:r>
-        <w:t>Коммерческое предложение</w:t>
-      </w:r>
-    </w:p>
-    <w:p>
-      <w:r>
-        <w:t xml:space="preserve">Уважаемый </w:t>
+        <w:pStyle w:val="a4"/>
+      </w:pPr>
+      <w:r>
+        <w:t>Коммерческое пред</w:t>
+      </w:r>
+      <w:r>
+        <w:t>ложение</w:t>
+      </w:r>
+    </w:p>
+    <w:p>
+      <w:r>
+        <w:t>Уважаемый</w:t>
+      </w:r>
+      <w:r>
+        <w:t>/</w:t>
+      </w:r>
+      <w:proofErr w:type="spellStart"/>
+      <w:r>
+        <w:t>ая</w:t>
+      </w:r>
+      <w:proofErr w:type="spellEnd"/>
+      <w:r>
+        <w:t xml:space="preserve"> </w:t>
       </w:r>
       <w:r>
         <w:t>Фамилия Имя Отчество</w:t>
@@ -293,18 +316,12 @@
     </w:p>
     <w:p>
       <w:r>
-        <w:t xml:space="preserve">Предлагаем Вашей организации приобрести (Лицензию на) (Цифровую информационную среду «Призм») для </w:t>
-      </w:r>
-      <w:r>
-        <w:t>ФГАОУ ВО «Московский государственный институт международных отношений (Университет) МИД РФ»</w:t>
-      </w:r>
-      <w:r>
-        <w:t>.</w:t>
-      </w:r>
-    </w:p>
-    <w:p>
-      <w:pPr>
-        <w:pStyle w:val="Heading1"/>
+        <w:t>Предлагаем Вашей организации приобрести (Лицензию на) (Цифровую информационную среду «Призм») для ФГАОУ ВО «Московский государственный институт международных отношений (Университет) МИД РФ».</w:t>
+      </w:r>
+    </w:p>
+    <w:p>
+      <w:pPr>
+        <w:pStyle w:val="1"/>
       </w:pPr>
       <w:r>
         <w:t xml:space="preserve">Состав </w:t>
@@ -313,10 +330,7 @@
         <w:t xml:space="preserve">и стоимость </w:t>
       </w:r>
       <w:r>
-        <w:t>комплекса</w:t>
-      </w:r>
-      <w:r>
-        <w:t xml:space="preserve"> программных продуктов</w:t>
+        <w:t>комплекса программных продуктов</w:t>
       </w:r>
     </w:p>
     <w:p>
@@ -369,7 +383,7 @@
     </w:p>
     <w:p>
       <w:pPr>
-        <w:pStyle w:val="ListParagraph"/>
+        <w:pStyle w:val="a6"/>
         <w:numPr>
           <w:ilvl w:val="0"/>
           <w:numId w:val="1"/>
@@ -382,7 +396,7 @@
     </w:p>
     <w:p>
       <w:pPr>
-        <w:pStyle w:val="ListParagraph"/>
+        <w:pStyle w:val="a6"/>
         <w:numPr>
           <w:ilvl w:val="0"/>
           <w:numId w:val="1"/>
@@ -395,7 +409,7 @@
     </w:p>
     <w:p>
       <w:pPr>
-        <w:pStyle w:val="ListParagraph"/>
+        <w:pStyle w:val="a6"/>
         <w:numPr>
           <w:ilvl w:val="0"/>
           <w:numId w:val="1"/>
@@ -408,7 +422,7 @@
     </w:p>
     <w:p>
       <w:pPr>
-        <w:pStyle w:val="ListParagraph"/>
+        <w:pStyle w:val="a6"/>
         <w:numPr>
           <w:ilvl w:val="0"/>
           <w:numId w:val="1"/>
@@ -421,13 +435,10 @@
     </w:p>
     <w:p>
       <w:pPr>
-        <w:pStyle w:val="Heading1"/>
-      </w:pPr>
-      <w:r>
-        <w:t>Стоимость</w:t>
-      </w:r>
-      <w:r>
-        <w:t xml:space="preserve"> поставки</w:t>
+        <w:pStyle w:val="1"/>
+      </w:pPr>
+      <w:r>
+        <w:t>Стоимость поставки</w:t>
       </w:r>
     </w:p>
     <w:p>
@@ -467,7 +478,7 @@
     </w:p>
     <w:tbl>
       <w:tblPr>
-        <w:tblStyle w:val="TableGrid"/>
+        <w:tblStyle w:val="a3"/>
         <w:tblW w:w="9067" w:type="dxa"/>
         <w:tblLook w:val="04A0" w:firstRow="1" w:lastRow="0" w:firstColumn="1" w:lastColumn="0" w:noHBand="0" w:noVBand="1"/>
       </w:tblPr>
@@ -604,6 +615,29 @@
                 <w:szCs w:val="22"/>
               </w:rPr>
             </w:pPr>
+            <w:r>
+              <w:rPr>
+                <w:sz w:val="22"/>
+                <w:szCs w:val="22"/>
+              </w:rPr>
+              <w:t xml:space="preserve">Лицензия на </w:t>
+            </w:r>
+            <w:proofErr w:type="spellStart"/>
+            <w:r>
+              <w:rPr>
+                <w:sz w:val="22"/>
+                <w:szCs w:val="22"/>
+              </w:rPr>
+              <w:t>чето</w:t>
+            </w:r>
+            <w:proofErr w:type="spellEnd"/>
+            <w:r>
+              <w:rPr>
+                <w:sz w:val="22"/>
+                <w:szCs w:val="22"/>
+              </w:rPr>
+              <w:t xml:space="preserve"> там</w:t>
+            </w:r>
           </w:p>
         </w:tc>
         <w:tc>
@@ -613,11 +647,19 @@
           <w:p>
             <w:pPr>
               <w:ind w:firstLine="0"/>
-              <w:rPr>
-                <w:sz w:val="22"/>
-                <w:szCs w:val="22"/>
-              </w:rPr>
-            </w:pPr>
+              <w:jc w:val="center"/>
+              <w:rPr>
+                <w:sz w:val="22"/>
+                <w:szCs w:val="22"/>
+              </w:rPr>
+            </w:pPr>
+            <w:r>
+              <w:rPr>
+                <w:sz w:val="22"/>
+                <w:szCs w:val="22"/>
+              </w:rPr>
+              <w:t>Много,00</w:t>
+            </w:r>
           </w:p>
         </w:tc>
         <w:tc>
@@ -627,11 +669,19 @@
           <w:p>
             <w:pPr>
               <w:ind w:firstLine="0"/>
-              <w:rPr>
-                <w:sz w:val="22"/>
-                <w:szCs w:val="22"/>
-              </w:rPr>
-            </w:pPr>
+              <w:jc w:val="center"/>
+              <w:rPr>
+                <w:sz w:val="22"/>
+                <w:szCs w:val="22"/>
+              </w:rPr>
+            </w:pPr>
+            <w:r>
+              <w:rPr>
+                <w:sz w:val="22"/>
+                <w:szCs w:val="22"/>
+              </w:rPr>
+              <w:t>Куча</w:t>
+            </w:r>
           </w:p>
         </w:tc>
         <w:tc>
@@ -641,24 +691,449 @@
           <w:p>
             <w:pPr>
               <w:ind w:firstLine="0"/>
-              <w:rPr>
-                <w:sz w:val="22"/>
-                <w:szCs w:val="22"/>
-              </w:rPr>
-            </w:pPr>
+              <w:jc w:val="center"/>
+              <w:rPr>
+                <w:sz w:val="22"/>
+                <w:szCs w:val="22"/>
+              </w:rPr>
+            </w:pPr>
+            <w:r>
+              <w:rPr>
+                <w:sz w:val="22"/>
+                <w:szCs w:val="22"/>
+              </w:rPr>
+              <w:t>Ващее,00</w:t>
+            </w:r>
+          </w:p>
+        </w:tc>
+      </w:tr>
+      <w:tr>
+        <w:tc>
+          <w:tcPr>
+            <w:tcW w:w="7046" w:type="dxa"/>
+            <w:gridSpan w:val="3"/>
+          </w:tcPr>
+          <w:p>
+            <w:pPr>
+              <w:ind w:firstLine="0"/>
+              <w:rPr>
+                <w:rFonts w:ascii="Inter SemiBold" w:hAnsi="Inter SemiBold"/>
+                <w:sz w:val="22"/>
+                <w:szCs w:val="22"/>
+              </w:rPr>
+            </w:pPr>
+            <w:r>
+              <w:rPr>
+                <w:rFonts w:ascii="Inter SemiBold" w:hAnsi="Inter SemiBold"/>
+                <w:sz w:val="22"/>
+                <w:szCs w:val="22"/>
+              </w:rPr>
+              <w:lastRenderedPageBreak/>
+              <w:t>Итоговая стоимость</w:t>
+            </w:r>
+          </w:p>
+        </w:tc>
+        <w:tc>
+          <w:tcPr>
+            <w:tcW w:w="2021" w:type="dxa"/>
+          </w:tcPr>
+          <w:p>
+            <w:pPr>
+              <w:ind w:firstLine="0"/>
+              <w:jc w:val="center"/>
+              <w:rPr>
+                <w:rFonts w:ascii="Inter SemiBold" w:hAnsi="Inter SemiBold"/>
+                <w:sz w:val="22"/>
+                <w:szCs w:val="22"/>
+              </w:rPr>
+            </w:pPr>
+            <w:r>
+              <w:rPr>
+                <w:rFonts w:ascii="Inter SemiBold" w:hAnsi="Inter SemiBold"/>
+                <w:sz w:val="22"/>
+                <w:szCs w:val="22"/>
+              </w:rPr>
+              <w:t>Ващее,00</w:t>
+            </w:r>
           </w:p>
         </w:tc>
       </w:tr>
     </w:tbl>
     <w:p>
       <w:pPr>
-        <w:pStyle w:val="Heading1"/>
-      </w:pPr>
-      <w:r>
-        <w:t xml:space="preserve">Регулярное сопровождение </w:t>
+        <w:pStyle w:val="1"/>
+      </w:pPr>
+      <w:r>
+        <w:t>Регулярное сопровождение</w:t>
+      </w:r>
+    </w:p>
+    <w:p>
+      <w:r>
+        <w:t>Тут что-то нужно написать…</w:t>
+      </w:r>
+    </w:p>
+    <w:p/>
+    <w:p/>
+    <w:p>
+      <w:pPr>
+        <w:ind w:firstLine="0"/>
+        <w:jc w:val="right"/>
+        <w:rPr>
+          <w:sz w:val="22"/>
+          <w:szCs w:val="22"/>
+        </w:rPr>
+      </w:pPr>
+      <w:r>
+        <w:rPr>
+          <w:sz w:val="22"/>
+          <w:szCs w:val="22"/>
+        </w:rPr>
+        <w:t xml:space="preserve">Таблица 1. Стоимость </w:t>
+      </w:r>
+      <w:r>
+        <w:rPr>
+          <w:sz w:val="22"/>
+          <w:szCs w:val="22"/>
+        </w:rPr>
+        <w:t>регулярного сопровождения</w:t>
+      </w:r>
+    </w:p>
+    <w:tbl>
+      <w:tblPr>
+        <w:tblStyle w:val="a3"/>
+        <w:tblW w:w="9067" w:type="dxa"/>
+        <w:tblLook w:val="04A0" w:firstRow="1" w:lastRow="0" w:firstColumn="1" w:lastColumn="0" w:noHBand="0" w:noVBand="1"/>
+      </w:tblPr>
+      <w:tblGrid>
+        <w:gridCol w:w="3005"/>
+        <w:gridCol w:w="2020"/>
+        <w:gridCol w:w="2021"/>
+        <w:gridCol w:w="2021"/>
+      </w:tblGrid>
+      <w:tr>
+        <w:tc>
+          <w:tcPr>
+            <w:tcW w:w="3005" w:type="dxa"/>
+          </w:tcPr>
+          <w:p>
+            <w:pPr>
+              <w:ind w:firstLine="0"/>
+              <w:jc w:val="center"/>
+              <w:rPr>
+                <w:rFonts w:ascii="Inter SemiBold" w:hAnsi="Inter SemiBold"/>
+                <w:b/>
+                <w:bCs/>
+                <w:sz w:val="22"/>
+                <w:szCs w:val="22"/>
+              </w:rPr>
+            </w:pPr>
+            <w:r>
+              <w:rPr>
+                <w:rFonts w:ascii="Inter SemiBold" w:hAnsi="Inter SemiBold"/>
+                <w:b/>
+                <w:bCs/>
+                <w:sz w:val="22"/>
+                <w:szCs w:val="22"/>
+              </w:rPr>
+              <w:t>Наименование</w:t>
+            </w:r>
+          </w:p>
+        </w:tc>
+        <w:tc>
+          <w:tcPr>
+            <w:tcW w:w="2020" w:type="dxa"/>
+          </w:tcPr>
+          <w:p>
+            <w:pPr>
+              <w:ind w:firstLine="0"/>
+              <w:jc w:val="center"/>
+              <w:rPr>
+                <w:rFonts w:ascii="Inter SemiBold" w:hAnsi="Inter SemiBold"/>
+                <w:b/>
+                <w:bCs/>
+                <w:sz w:val="22"/>
+                <w:szCs w:val="22"/>
+              </w:rPr>
+            </w:pPr>
+            <w:r>
+              <w:rPr>
+                <w:rFonts w:ascii="Inter SemiBold" w:hAnsi="Inter SemiBold"/>
+                <w:b/>
+                <w:bCs/>
+                <w:sz w:val="22"/>
+                <w:szCs w:val="22"/>
+              </w:rPr>
+              <w:t>Цена</w:t>
+            </w:r>
+          </w:p>
+        </w:tc>
+        <w:tc>
+          <w:tcPr>
+            <w:tcW w:w="2021" w:type="dxa"/>
+          </w:tcPr>
+          <w:p>
+            <w:pPr>
+              <w:ind w:firstLine="0"/>
+              <w:jc w:val="center"/>
+              <w:rPr>
+                <w:rFonts w:ascii="Inter SemiBold" w:hAnsi="Inter SemiBold"/>
+                <w:b/>
+                <w:bCs/>
+                <w:sz w:val="22"/>
+                <w:szCs w:val="22"/>
+              </w:rPr>
+            </w:pPr>
+            <w:r>
+              <w:rPr>
+                <w:rFonts w:ascii="Inter SemiBold" w:hAnsi="Inter SemiBold"/>
+                <w:b/>
+                <w:bCs/>
+                <w:sz w:val="22"/>
+                <w:szCs w:val="22"/>
+              </w:rPr>
+              <w:t>Кол-во</w:t>
+            </w:r>
+          </w:p>
+        </w:tc>
+        <w:tc>
+          <w:tcPr>
+            <w:tcW w:w="2021" w:type="dxa"/>
+          </w:tcPr>
+          <w:p>
+            <w:pPr>
+              <w:ind w:firstLine="0"/>
+              <w:jc w:val="center"/>
+              <w:rPr>
+                <w:rFonts w:ascii="Inter SemiBold" w:hAnsi="Inter SemiBold"/>
+                <w:b/>
+                <w:bCs/>
+                <w:sz w:val="22"/>
+                <w:szCs w:val="22"/>
+              </w:rPr>
+            </w:pPr>
+            <w:r>
+              <w:rPr>
+                <w:rFonts w:ascii="Inter SemiBold" w:hAnsi="Inter SemiBold"/>
+                <w:b/>
+                <w:bCs/>
+                <w:sz w:val="22"/>
+                <w:szCs w:val="22"/>
+              </w:rPr>
+              <w:t>Стоимость</w:t>
+            </w:r>
+          </w:p>
+        </w:tc>
+      </w:tr>
+      <w:tr>
+        <w:tc>
+          <w:tcPr>
+            <w:tcW w:w="3005" w:type="dxa"/>
+          </w:tcPr>
+          <w:p>
+            <w:pPr>
+              <w:ind w:firstLine="0"/>
+              <w:rPr>
+                <w:sz w:val="22"/>
+                <w:szCs w:val="22"/>
+              </w:rPr>
+            </w:pPr>
+          </w:p>
+        </w:tc>
+        <w:tc>
+          <w:tcPr>
+            <w:tcW w:w="2020" w:type="dxa"/>
+          </w:tcPr>
+          <w:p>
+            <w:pPr>
+              <w:ind w:firstLine="0"/>
+              <w:jc w:val="center"/>
+              <w:rPr>
+                <w:sz w:val="22"/>
+                <w:szCs w:val="22"/>
+              </w:rPr>
+            </w:pPr>
+          </w:p>
+        </w:tc>
+        <w:tc>
+          <w:tcPr>
+            <w:tcW w:w="2021" w:type="dxa"/>
+          </w:tcPr>
+          <w:p>
+            <w:pPr>
+              <w:ind w:firstLine="0"/>
+              <w:jc w:val="center"/>
+              <w:rPr>
+                <w:sz w:val="22"/>
+                <w:szCs w:val="22"/>
+              </w:rPr>
+            </w:pPr>
+          </w:p>
+        </w:tc>
+        <w:tc>
+          <w:tcPr>
+            <w:tcW w:w="2021" w:type="dxa"/>
+          </w:tcPr>
+          <w:p>
+            <w:pPr>
+              <w:ind w:firstLine="0"/>
+              <w:jc w:val="center"/>
+              <w:rPr>
+                <w:sz w:val="22"/>
+                <w:szCs w:val="22"/>
+              </w:rPr>
+            </w:pPr>
+          </w:p>
+        </w:tc>
+      </w:tr>
+      <w:tr>
+        <w:tc>
+          <w:tcPr>
+            <w:tcW w:w="7046" w:type="dxa"/>
+            <w:gridSpan w:val="3"/>
+          </w:tcPr>
+          <w:p>
+            <w:pPr>
+              <w:ind w:firstLine="0"/>
+              <w:rPr>
+                <w:rFonts w:ascii="Inter SemiBold" w:hAnsi="Inter SemiBold"/>
+                <w:sz w:val="22"/>
+                <w:szCs w:val="22"/>
+              </w:rPr>
+            </w:pPr>
+            <w:r>
+              <w:rPr>
+                <w:rFonts w:ascii="Inter SemiBold" w:hAnsi="Inter SemiBold"/>
+                <w:sz w:val="22"/>
+                <w:szCs w:val="22"/>
+              </w:rPr>
+              <w:t>Итоговая стоимость</w:t>
+            </w:r>
+          </w:p>
+        </w:tc>
+        <w:tc>
+          <w:tcPr>
+            <w:tcW w:w="2021" w:type="dxa"/>
+          </w:tcPr>
+          <w:p>
+            <w:pPr>
+              <w:ind w:firstLine="0"/>
+              <w:jc w:val="center"/>
+              <w:rPr>
+                <w:rFonts w:ascii="Inter SemiBold" w:hAnsi="Inter SemiBold"/>
+                <w:sz w:val="22"/>
+                <w:szCs w:val="22"/>
+              </w:rPr>
+            </w:pPr>
+          </w:p>
+        </w:tc>
+      </w:tr>
+    </w:tbl>
+    <w:p>
+      <w:pPr>
+        <w:pStyle w:val="1"/>
+      </w:pPr>
+      <w:r>
+        <w:t>Условия поставки</w:t>
+      </w:r>
+    </w:p>
+    <w:p>
+      <w:r>
+        <w:t>Поставка и выполнение работ по внедрению осуществляется на основании Лицензионного договора и Договора на оказание услуг в течение такого-то срока. Оплата производится Лицензиатом единым платежом в полном размере в течение 10 (Десяти) рабочих дней с момента подписания Акта приема-передачи прав и получения счета от Лицензиара.</w:t>
+      </w:r>
+    </w:p>
+    <w:p>
+      <w:r>
+        <w:t>Форма оплаты – безналичный расчет. Оплата осуществляется на основании счета, выставляемого Лицензиаром.</w:t>
+      </w:r>
+    </w:p>
+    <w:p>
+      <w:pPr>
+        <w:pStyle w:val="1"/>
+      </w:pPr>
+      <w:r>
+        <w:t>Дополнительная информация</w:t>
+      </w:r>
+    </w:p>
+    <w:p>
+      <w:r>
+        <w:t>Чтобы провести демонстрацию информационной среды или метод-семинар, обсудить интересующие Вас вопросы или заключить договор, Вы можете связаться с нами по электронной почте или по телефону:</w:t>
+      </w:r>
+    </w:p>
+    <w:p/>
+    <w:p>
+      <w:proofErr w:type="spellStart"/>
+      <w:r>
+        <w:t>Лепилина</w:t>
+      </w:r>
+      <w:proofErr w:type="spellEnd"/>
+      <w:r>
+        <w:t xml:space="preserve"> Алена  </w:t>
+      </w:r>
+    </w:p>
+    <w:p>
+      <w:r>
+        <w:t xml:space="preserve">Тел. </w:t>
+      </w:r>
+    </w:p>
+    <w:p>
+      <w:pPr>
+        <w:rPr>
+          <w:lang w:val="en-US"/>
+        </w:rPr>
+      </w:pPr>
+      <w:r>
+        <w:rPr>
+          <w:lang w:val="en-US"/>
+        </w:rPr>
+        <w:t>Email</w:t>
+      </w:r>
+    </w:p>
+    <w:p/>
+    <w:p>
+      <w:r>
+        <w:t>Ознакомиться с продуктом:</w:t>
+      </w:r>
+    </w:p>
+    <w:p>
+      <w:pPr>
+        <w:pStyle w:val="a6"/>
+        <w:numPr>
+          <w:ilvl w:val="0"/>
+          <w:numId w:val="4"/>
+        </w:numPr>
+        <w:tabs>
+          <w:tab w:val="right" w:pos="8931"/>
+        </w:tabs>
+        <w:ind w:left="709" w:hanging="283"/>
+        <w:rPr>
+          <w:lang w:val="en-US"/>
+        </w:rPr>
+      </w:pPr>
+      <w:r>
+        <w:rPr>
+          <w:lang w:val="en-US"/>
+        </w:rPr>
+        <w:t>prism-lab.ru</w:t>
+      </w:r>
+    </w:p>
+    <w:p>
+      <w:pPr>
+        <w:pStyle w:val="a6"/>
+        <w:numPr>
+          <w:ilvl w:val="0"/>
+          <w:numId w:val="4"/>
+        </w:numPr>
+        <w:tabs>
+          <w:tab w:val="right" w:pos="8931"/>
+        </w:tabs>
+        <w:ind w:left="709" w:hanging="283"/>
+      </w:pPr>
+      <w:r>
+        <w:t>ссылка-на-презентацию-призма</w:t>
       </w:r>
     </w:p>
     <w:sectPr>
+      <w:footerReference w:type="default" r:id="rId8"/>
       <w:pgSz w:w="11906" w:h="16838"/>
       <w:pgMar w:top="1440" w:right="1440" w:bottom="1440" w:left="1440" w:header="708" w:footer="708" w:gutter="0"/>
       <w:cols w:space="708"/>
@@ -668,9 +1143,453 @@
 </w:document>
 </file>
 
+<file path=word/endnotes.xml><?xml version="1.0" encoding="utf-8"?>
+<w:endnotes xmlns:wpc="http://schemas.microsoft.com/office/word/2010/wordprocessingCanvas" xmlns:cx="http://schemas.microsoft.com/office/drawing/2014/chartex" xmlns:cx1="http://schemas.microsoft.com/office/drawing/2015/9/8/chartex" xmlns:cx2="http://schemas.microsoft.com/office/drawing/2015/10/21/chartex" xmlns:cx3="http://schemas.microsoft.com/office/drawing/2016/5/9/chartex" xmlns:cx4="http://schemas.microsoft.com/office/drawing/2016/5/10/chartex" xmlns:cx5="http://schemas.microsoft.com/office/drawing/2016/5/11/chartex" xmlns:cx6="http://schemas.microsoft.com/office/drawing/2016/5/12/chartex" xmlns:cx7="http://schemas.microsoft.com/office/drawing/2016/5/13/chartex" xmlns:cx8="http://schemas.microsoft.com/office/drawing/2016/5/14/chartex" xmlns:mc="http://schemas.openxmlformats.org/markup-compatibility/2006" xmlns:aink="http://schemas.microsoft.com/office/drawing/2016/ink" xmlns:am3d="http://schemas.microsoft.com/office/drawing/2017/model3d" xmlns:o="urn:schemas-microsoft-com:office:office" xmlns:r="http://schemas.openxmlformats.org/officeDocument/2006/relationships" xmlns:m="http://schemas.openxmlformats.org/officeDocument/2006/math" xmlns:v="urn:schemas-microsoft-com:vml" xmlns:wp14="http://schemas.microsoft.com/office/word/2010/wordprocessingDrawing" xmlns:wp="http://schemas.openxmlformats.org/drawingml/2006/wordprocessingDrawing" xmlns:w10="urn:schemas-microsoft-com:office:word" xmlns:w="http://schemas.openxmlformats.org/wordprocessingml/2006/main" xmlns:w14="http://schemas.microsoft.com/office/word/2010/wordml" xmlns:w15="http://schemas.microsoft.com/office/word/2012/wordml" xmlns:w16cex="http://schemas.microsoft.com/office/word/2018/wordml/cex" xmlns:w16cid="http://schemas.microsoft.com/office/word/2016/wordml/cid" xmlns:w16="http://schemas.microsoft.com/office/word/2018/wordml" xmlns:w16sdtdh="http://schemas.microsoft.com/office/word/2020/wordml/sdtdatahash" xmlns:w16se="http://schemas.microsoft.com/office/word/2015/wordml/symex" xmlns:wpg="http://schemas.microsoft.com/office/word/2010/wordprocessingGroup" xmlns:wpi="http://schemas.microsoft.com/office/word/2010/wordprocessingInk" xmlns:wne="http://schemas.microsoft.com/office/word/2006/wordml" xmlns:wps="http://schemas.microsoft.com/office/word/2010/wordprocessingShape" mc:Ignorable="w14 w15 w16se w16cid w16 w16cex w16sdtdh wp14">
+  <w:endnote w:type="separator" w:id="-1">
+    <w:p>
+      <w:r>
+        <w:separator/>
+      </w:r>
+    </w:p>
+  </w:endnote>
+  <w:endnote w:type="continuationSeparator" w:id="0">
+    <w:p>
+      <w:r>
+        <w:continuationSeparator/>
+      </w:r>
+    </w:p>
+  </w:endnote>
+</w:endnotes>
+</file>
+
+<file path=word/footer1.xml><?xml version="1.0" encoding="utf-8"?>
+<w:ftr xmlns:wpc="http://schemas.microsoft.com/office/word/2010/wordprocessingCanvas" xmlns:cx="http://schemas.microsoft.com/office/drawing/2014/chartex" xmlns:cx1="http://schemas.microsoft.com/office/drawing/2015/9/8/chartex" xmlns:cx2="http://schemas.microsoft.com/office/drawing/2015/10/21/chartex" xmlns:cx3="http://schemas.microsoft.com/office/drawing/2016/5/9/chartex" xmlns:cx4="http://schemas.microsoft.com/office/drawing/2016/5/10/chartex" xmlns:cx5="http://schemas.microsoft.com/office/drawing/2016/5/11/chartex" xmlns:cx6="http://schemas.microsoft.com/office/drawing/2016/5/12/chartex" xmlns:cx7="http://schemas.microsoft.com/office/drawing/2016/5/13/chartex" xmlns:cx8="http://schemas.microsoft.com/office/drawing/2016/5/14/chartex" xmlns:mc="http://schemas.openxmlformats.org/markup-compatibility/2006" xmlns:aink="http://schemas.microsoft.com/office/drawing/2016/ink" xmlns:am3d="http://schemas.microsoft.com/office/drawing/2017/model3d" xmlns:o="urn:schemas-microsoft-com:office:office" xmlns:r="http://schemas.openxmlformats.org/officeDocument/2006/relationships" xmlns:m="http://schemas.openxmlformats.org/officeDocument/2006/math" xmlns:v="urn:schemas-microsoft-com:vml" xmlns:wp14="http://schemas.microsoft.com/office/word/2010/wordprocessingDrawing" xmlns:wp="http://schemas.openxmlformats.org/drawingml/2006/wordprocessingDrawing" xmlns:w10="urn:schemas-microsoft-com:office:word" xmlns:w="http://schemas.openxmlformats.org/wordprocessingml/2006/main" xmlns:w14="http://schemas.microsoft.com/office/word/2010/wordml" xmlns:w15="http://schemas.microsoft.com/office/word/2012/wordml" xmlns:w16cex="http://schemas.microsoft.com/office/word/2018/wordml/cex" xmlns:w16cid="http://schemas.microsoft.com/office/word/2016/wordml/cid" xmlns:w16="http://schemas.microsoft.com/office/word/2018/wordml" xmlns:w16sdtdh="http://schemas.microsoft.com/office/word/2020/wordml/sdtdatahash" xmlns:w16se="http://schemas.microsoft.com/office/word/2015/wordml/symex" xmlns:wpg="http://schemas.microsoft.com/office/word/2010/wordprocessingGroup" xmlns:wpi="http://schemas.microsoft.com/office/word/2010/wordprocessingInk" xmlns:wne="http://schemas.microsoft.com/office/word/2006/wordml" xmlns:wps="http://schemas.microsoft.com/office/word/2010/wordprocessingShape" mc:Ignorable="w14 w15 w16se w16cid w16 w16cex w16sdtdh wp14">
+  <w:p>
+    <w:pPr>
+      <w:pStyle w:val="a9"/>
+      <w:tabs>
+        <w:tab w:val="clear" w:pos="4677"/>
+        <w:tab w:val="center" w:pos="4536"/>
+      </w:tabs>
+      <w:jc w:val="right"/>
+    </w:pPr>
+    <w:r>
+      <w:t xml:space="preserve"> </w:t>
+    </w:r>
+    <w:r>
+      <w:tab/>
+      <w:t>ООО «Призм Лаб»</w:t>
+    </w:r>
+    <w:sdt>
+      <w:sdtPr>
+        <w:id w:val="-1944067667"/>
+        <w:docPartObj>
+          <w:docPartGallery w:val="Page Numbers (Bottom of Page)"/>
+          <w:docPartUnique/>
+        </w:docPartObj>
+      </w:sdtPr>
+      <w:sdtContent>
+        <w:r>
+          <w:tab/>
+          <w:t xml:space="preserve"> </w:t>
+        </w:r>
+        <w:r>
+          <w:fldChar w:fldCharType="begin"/>
+        </w:r>
+        <w:r>
+          <w:instrText>PAGE   \* MERGEFORMAT</w:instrText>
+        </w:r>
+        <w:r>
+          <w:fldChar w:fldCharType="separate"/>
+        </w:r>
+        <w:r>
+          <w:t>2</w:t>
+        </w:r>
+        <w:r>
+          <w:fldChar w:fldCharType="end"/>
+        </w:r>
+      </w:sdtContent>
+    </w:sdt>
+  </w:p>
+  <w:p>
+    <w:pPr>
+      <w:pStyle w:val="a9"/>
+      <w:tabs>
+        <w:tab w:val="clear" w:pos="4677"/>
+        <w:tab w:val="center" w:pos="4536"/>
+      </w:tabs>
+      <w:ind w:firstLine="0"/>
+      <w:jc w:val="center"/>
+    </w:pPr>
+    <w:r>
+      <w:t>14.03.2026</w:t>
+    </w:r>
+  </w:p>
+</w:ftr>
+</file>
+
+<file path=word/footnotes.xml><?xml version="1.0" encoding="utf-8"?>
+<w:footnotes xmlns:wpc="http://schemas.microsoft.com/office/word/2010/wordprocessingCanvas" xmlns:cx="http://schemas.microsoft.com/office/drawing/2014/chartex" xmlns:cx1="http://schemas.microsoft.com/office/drawing/2015/9/8/chartex" xmlns:cx2="http://schemas.microsoft.com/office/drawing/2015/10/21/chartex" xmlns:cx3="http://schemas.microsoft.com/office/drawing/2016/5/9/chartex" xmlns:cx4="http://schemas.microsoft.com/office/drawing/2016/5/10/chartex" xmlns:cx5="http://schemas.microsoft.com/office/drawing/2016/5/11/chartex" xmlns:cx6="http://schemas.microsoft.com/office/drawing/2016/5/12/chartex" xmlns:cx7="http://schemas.microsoft.com/office/drawing/2016/5/13/chartex" xmlns:cx8="http://schemas.microsoft.com/office/drawing/2016/5/14/chartex" xmlns:mc="http://schemas.openxmlformats.org/markup-compatibility/2006" xmlns:aink="http://schemas.microsoft.com/office/drawing/2016/ink" xmlns:am3d="http://schemas.microsoft.com/office/drawing/2017/model3d" xmlns:o="urn:schemas-microsoft-com:office:office" xmlns:r="http://schemas.openxmlformats.org/officeDocument/2006/relationships" xmlns:m="http://schemas.openxmlformats.org/officeDocument/2006/math" xmlns:v="urn:schemas-microsoft-com:vml" xmlns:wp14="http://schemas.microsoft.com/office/word/2010/wordprocessingDrawing" xmlns:wp="http://schemas.openxmlformats.org/drawingml/2006/wordprocessingDrawing" xmlns:w10="urn:schemas-microsoft-com:office:word" xmlns:w="http://schemas.openxmlformats.org/wordprocessingml/2006/main" xmlns:w14="http://schemas.microsoft.com/office/word/2010/wordml" xmlns:w15="http://schemas.microsoft.com/office/word/2012/wordml" xmlns:w16cex="http://schemas.microsoft.com/office/word/2018/wordml/cex" xmlns:w16cid="http://schemas.microsoft.com/office/word/2016/wordml/cid" xmlns:w16="http://schemas.microsoft.com/office/word/2018/wordml" xmlns:w16sdtdh="http://schemas.microsoft.com/office/word/2020/wordml/sdtdatahash" xmlns:w16se="http://schemas.microsoft.com/office/word/2015/wordml/symex" xmlns:wpg="http://schemas.microsoft.com/office/word/2010/wordprocessingGroup" xmlns:wpi="http://schemas.microsoft.com/office/word/2010/wordprocessingInk" xmlns:wne="http://schemas.microsoft.com/office/word/2006/wordml" xmlns:wps="http://schemas.microsoft.com/office/word/2010/wordprocessingShape" mc:Ignorable="w14 w15 w16se w16cid w16 w16cex w16sdtdh wp14">
+  <w:footnote w:type="separator" w:id="-1">
+    <w:p>
+      <w:r>
+        <w:separator/>
+      </w:r>
+    </w:p>
+  </w:footnote>
+  <w:footnote w:type="continuationSeparator" w:id="0">
+    <w:p>
+      <w:r>
+        <w:continuationSeparator/>
+      </w:r>
+    </w:p>
+  </w:footnote>
+</w:footnotes>
+</file>
+
 <file path=word/numbering.xml><?xml version="1.0" encoding="utf-8"?>
-<w:numbering xmlns:wpc="http://schemas.microsoft.com/office/word/2010/wordprocessingCanvas" xmlns:cx="http://schemas.microsoft.com/office/drawing/2014/chartex" xmlns:cx1="http://schemas.microsoft.com/office/drawing/2015/9/8/chartex" xmlns:cx2="http://schemas.microsoft.com/office/drawing/2015/10/21/chartex" xmlns:cx3="http://schemas.microsoft.com/office/drawing/2016/5/9/chartex" xmlns:cx4="http://schemas.microsoft.com/office/drawing/2016/5/10/chartex" xmlns:cx5="http://schemas.microsoft.com/office/drawing/2016/5/11/chartex" xmlns:cx6="http://schemas.microsoft.com/office/drawing/2016/5/12/chartex" xmlns:cx7="http://schemas.microsoft.com/office/drawing/2016/5/13/chartex" xmlns:cx8="http://schemas.microsoft.com/office/drawing/2016/5/14/chartex" xmlns:mc="http://schemas.openxmlformats.org/markup-compatibility/2006" xmlns:aink="http://schemas.microsoft.com/office/drawing/2016/ink" xmlns:am3d="http://schemas.microsoft.com/office/drawing/2017/model3d" xmlns:o="urn:schemas-microsoft-com:office:office" xmlns:oel="http://schemas.microsoft.com/office/2019/extlst" xmlns:r="http://schemas.openxmlformats.org/officeDocument/2006/relationships" xmlns:m="http://schemas.openxmlformats.org/officeDocument/2006/math" xmlns:v="urn:schemas-microsoft-com:vml" xmlns:wp14="http://schemas.microsoft.com/office/word/2010/wordprocessingDrawing" xmlns:wp="http://schemas.openxmlformats.org/drawingml/2006/wordprocessingDrawing" xmlns:w10="urn:schemas-microsoft-com:office:word" xmlns:w="http://schemas.openxmlformats.org/wordprocessingml/2006/main" xmlns:w14="http://schemas.microsoft.com/office/word/2010/wordml" xmlns:w15="http://schemas.microsoft.com/office/word/2012/wordml" xmlns:w16cex="http://schemas.microsoft.com/office/word/2018/wordml/cex" xmlns:w16cid="http://schemas.microsoft.com/office/word/2016/wordml/cid" xmlns:w16="http://schemas.microsoft.com/office/word/2018/wordml" xmlns:w16sdtdh="http://schemas.microsoft.com/office/word/2020/wordml/sdtdatahash" xmlns:w16se="http://schemas.microsoft.com/office/word/2015/wordml/symex" xmlns:wpg="http://schemas.microsoft.com/office/word/2010/wordprocessingGroup" xmlns:wpi="http://schemas.microsoft.com/office/word/2010/wordprocessingInk" xmlns:wne="http://schemas.microsoft.com/office/word/2006/wordml" xmlns:wps="http://schemas.microsoft.com/office/word/2010/wordprocessingShape" mc:Ignorable="w14 w15 w16se w16cid w16 w16cex w16sdtdh wp14">
+<w:numbering xmlns:wpc="http://schemas.microsoft.com/office/word/2010/wordprocessingCanvas" xmlns:cx="http://schemas.microsoft.com/office/drawing/2014/chartex" xmlns:cx1="http://schemas.microsoft.com/office/drawing/2015/9/8/chartex" xmlns:cx2="http://schemas.microsoft.com/office/drawing/2015/10/21/chartex" xmlns:cx3="http://schemas.microsoft.com/office/drawing/2016/5/9/chartex" xmlns:cx4="http://schemas.microsoft.com/office/drawing/2016/5/10/chartex" xmlns:cx5="http://schemas.microsoft.com/office/drawing/2016/5/11/chartex" xmlns:cx6="http://schemas.microsoft.com/office/drawing/2016/5/12/chartex" xmlns:cx7="http://schemas.microsoft.com/office/drawing/2016/5/13/chartex" xmlns:cx8="http://schemas.microsoft.com/office/drawing/2016/5/14/chartex" xmlns:mc="http://schemas.openxmlformats.org/markup-compatibility/2006" xmlns:aink="http://schemas.microsoft.com/office/drawing/2016/ink" xmlns:am3d="http://schemas.microsoft.com/office/drawing/2017/model3d" xmlns:o="urn:schemas-microsoft-com:office:office" xmlns:r="http://schemas.openxmlformats.org/officeDocument/2006/relationships" xmlns:m="http://schemas.openxmlformats.org/officeDocument/2006/math" xmlns:v="urn:schemas-microsoft-com:vml" xmlns:wp14="http://schemas.microsoft.com/office/word/2010/wordprocessingDrawing" xmlns:wp="http://schemas.openxmlformats.org/drawingml/2006/wordprocessingDrawing" xmlns:w10="urn:schemas-microsoft-com:office:word" xmlns:w="http://schemas.openxmlformats.org/wordprocessingml/2006/main" xmlns:w14="http://schemas.microsoft.com/office/word/2010/wordml" xmlns:w15="http://schemas.microsoft.com/office/word/2012/wordml" xmlns:w16cex="http://schemas.microsoft.com/office/word/2018/wordml/cex" xmlns:w16cid="http://schemas.microsoft.com/office/word/2016/wordml/cid" xmlns:w16="http://schemas.microsoft.com/office/word/2018/wordml" xmlns:w16sdtdh="http://schemas.microsoft.com/office/word/2020/wordml/sdtdatahash" xmlns:w16se="http://schemas.microsoft.com/office/word/2015/wordml/symex" xmlns:wpg="http://schemas.microsoft.com/office/word/2010/wordprocessingGroup" xmlns:wpi="http://schemas.microsoft.com/office/word/2010/wordprocessingInk" xmlns:wne="http://schemas.microsoft.com/office/word/2006/wordml" xmlns:wps="http://schemas.microsoft.com/office/word/2010/wordprocessingShape" mc:Ignorable="w14 w15 w16se w16cid w16 w16cex w16sdtdh wp14">
   <w:abstractNum w:abstractNumId="0" w15:restartNumberingAfterBreak="0">
+    <w:nsid w:val="15522E16"/>
+    <w:multiLevelType w:val="hybridMultilevel"/>
+    <w:tmpl w:val="63F2B37A"/>
+    <w:lvl w:ilvl="0" w:tplc="0378909C">
+      <w:start w:val="1"/>
+      <w:numFmt w:val="bullet"/>
+      <w:lvlText w:val="▶"/>
+      <w:lvlJc w:val="left"/>
+      <w:pPr>
+        <w:ind w:left="1146" w:hanging="360"/>
+      </w:pPr>
+      <w:rPr>
+        <w:rFonts w:ascii="Inter" w:hAnsi="Inter" w:hint="default"/>
+      </w:rPr>
+    </w:lvl>
+    <w:lvl w:ilvl="1" w:tplc="04190003" w:tentative="1">
+      <w:start w:val="1"/>
+      <w:numFmt w:val="bullet"/>
+      <w:lvlText w:val="o"/>
+      <w:lvlJc w:val="left"/>
+      <w:pPr>
+        <w:ind w:left="1440" w:hanging="360"/>
+      </w:pPr>
+      <w:rPr>
+        <w:rFonts w:ascii="Courier New" w:hAnsi="Courier New" w:cs="Courier New" w:hint="default"/>
+      </w:rPr>
+    </w:lvl>
+    <w:lvl w:ilvl="2" w:tplc="04190005" w:tentative="1">
+      <w:start w:val="1"/>
+      <w:numFmt w:val="bullet"/>
+      <w:lvlText w:val=""/>
+      <w:lvlJc w:val="left"/>
+      <w:pPr>
+        <w:ind w:left="2160" w:hanging="360"/>
+      </w:pPr>
+      <w:rPr>
+        <w:rFonts w:ascii="Wingdings" w:hAnsi="Wingdings" w:hint="default"/>
+      </w:rPr>
+    </w:lvl>
+    <w:lvl w:ilvl="3" w:tplc="04190001" w:tentative="1">
+      <w:start w:val="1"/>
+      <w:numFmt w:val="bullet"/>
+      <w:lvlText w:val=""/>
+      <w:lvlJc w:val="left"/>
+      <w:pPr>
+        <w:ind w:left="2880" w:hanging="360"/>
+      </w:pPr>
+      <w:rPr>
+        <w:rFonts w:ascii="Symbol" w:hAnsi="Symbol" w:hint="default"/>
+      </w:rPr>
+    </w:lvl>
+    <w:lvl w:ilvl="4" w:tplc="04190003" w:tentative="1">
+      <w:start w:val="1"/>
+      <w:numFmt w:val="bullet"/>
+      <w:lvlText w:val="o"/>
+      <w:lvlJc w:val="left"/>
+      <w:pPr>
+        <w:ind w:left="3600" w:hanging="360"/>
+      </w:pPr>
+      <w:rPr>
+        <w:rFonts w:ascii="Courier New" w:hAnsi="Courier New" w:cs="Courier New" w:hint="default"/>
+      </w:rPr>
+    </w:lvl>
+    <w:lvl w:ilvl="5" w:tplc="04190005" w:tentative="1">
+      <w:start w:val="1"/>
+      <w:numFmt w:val="bullet"/>
+      <w:lvlText w:val=""/>
+      <w:lvlJc w:val="left"/>
+      <w:pPr>
+        <w:ind w:left="4320" w:hanging="360"/>
+      </w:pPr>
+      <w:rPr>
+        <w:rFonts w:ascii="Wingdings" w:hAnsi="Wingdings" w:hint="default"/>
+      </w:rPr>
+    </w:lvl>
+    <w:lvl w:ilvl="6" w:tplc="04190001" w:tentative="1">
+      <w:start w:val="1"/>
+      <w:numFmt w:val="bullet"/>
+      <w:lvlText w:val=""/>
+      <w:lvlJc w:val="left"/>
+      <w:pPr>
+        <w:ind w:left="5040" w:hanging="360"/>
+      </w:pPr>
+      <w:rPr>
+        <w:rFonts w:ascii="Symbol" w:hAnsi="Symbol" w:hint="default"/>
+      </w:rPr>
+    </w:lvl>
+    <w:lvl w:ilvl="7" w:tplc="04190003" w:tentative="1">
+      <w:start w:val="1"/>
+      <w:numFmt w:val="bullet"/>
+      <w:lvlText w:val="o"/>
+      <w:lvlJc w:val="left"/>
+      <w:pPr>
+        <w:ind w:left="5760" w:hanging="360"/>
+      </w:pPr>
+      <w:rPr>
+        <w:rFonts w:ascii="Courier New" w:hAnsi="Courier New" w:cs="Courier New" w:hint="default"/>
+      </w:rPr>
+    </w:lvl>
+    <w:lvl w:ilvl="8" w:tplc="04190005" w:tentative="1">
+      <w:start w:val="1"/>
+      <w:numFmt w:val="bullet"/>
+      <w:lvlText w:val=""/>
+      <w:lvlJc w:val="left"/>
+      <w:pPr>
+        <w:ind w:left="6480" w:hanging="360"/>
+      </w:pPr>
+      <w:rPr>
+        <w:rFonts w:ascii="Wingdings" w:hAnsi="Wingdings" w:hint="default"/>
+      </w:rPr>
+    </w:lvl>
+  </w:abstractNum>
+  <w:abstractNum w:abstractNumId="1" w15:restartNumberingAfterBreak="0">
+    <w:nsid w:val="2E0C2C1F"/>
+    <w:multiLevelType w:val="hybridMultilevel"/>
+    <w:tmpl w:val="A7E8EE52"/>
+    <w:lvl w:ilvl="0" w:tplc="238ADD40">
+      <w:start w:val="1"/>
+      <w:numFmt w:val="bullet"/>
+      <w:lvlText w:val="▶"/>
+      <w:lvlJc w:val="left"/>
+      <w:pPr>
+        <w:ind w:left="1146" w:hanging="360"/>
+      </w:pPr>
+      <w:rPr>
+        <w:rFonts w:ascii="Inter" w:hAnsi="Inter" w:hint="default"/>
+        <w:sz w:val="20"/>
+      </w:rPr>
+    </w:lvl>
+    <w:lvl w:ilvl="1" w:tplc="04190003" w:tentative="1">
+      <w:start w:val="1"/>
+      <w:numFmt w:val="bullet"/>
+      <w:lvlText w:val="o"/>
+      <w:lvlJc w:val="left"/>
+      <w:pPr>
+        <w:ind w:left="1440" w:hanging="360"/>
+      </w:pPr>
+      <w:rPr>
+        <w:rFonts w:ascii="Courier New" w:hAnsi="Courier New" w:cs="Courier New" w:hint="default"/>
+      </w:rPr>
+    </w:lvl>
+    <w:lvl w:ilvl="2" w:tplc="04190005" w:tentative="1">
+      <w:start w:val="1"/>
+      <w:numFmt w:val="bullet"/>
+      <w:lvlText w:val=""/>
+      <w:lvlJc w:val="left"/>
+      <w:pPr>
+        <w:ind w:left="2160" w:hanging="360"/>
+      </w:pPr>
+      <w:rPr>
+        <w:rFonts w:ascii="Wingdings" w:hAnsi="Wingdings" w:hint="default"/>
+      </w:rPr>
+    </w:lvl>
+    <w:lvl w:ilvl="3" w:tplc="04190001" w:tentative="1">
+      <w:start w:val="1"/>
+      <w:numFmt w:val="bullet"/>
+      <w:lvlText w:val=""/>
+      <w:lvlJc w:val="left"/>
+      <w:pPr>
+        <w:ind w:left="2880" w:hanging="360"/>
+      </w:pPr>
+      <w:rPr>
+        <w:rFonts w:ascii="Symbol" w:hAnsi="Symbol" w:hint="default"/>
+      </w:rPr>
+    </w:lvl>
+    <w:lvl w:ilvl="4" w:tplc="04190003" w:tentative="1">
+      <w:start w:val="1"/>
+      <w:numFmt w:val="bullet"/>
+      <w:lvlText w:val="o"/>
+      <w:lvlJc w:val="left"/>
+      <w:pPr>
+        <w:ind w:left="3600" w:hanging="360"/>
+      </w:pPr>
+      <w:rPr>
+        <w:rFonts w:ascii="Courier New" w:hAnsi="Courier New" w:cs="Courier New" w:hint="default"/>
+      </w:rPr>
+    </w:lvl>
+    <w:lvl w:ilvl="5" w:tplc="04190005" w:tentative="1">
+      <w:start w:val="1"/>
+      <w:numFmt w:val="bullet"/>
+      <w:lvlText w:val=""/>
+      <w:lvlJc w:val="left"/>
+      <w:pPr>
+        <w:ind w:left="4320" w:hanging="360"/>
+      </w:pPr>
+      <w:rPr>
+        <w:rFonts w:ascii="Wingdings" w:hAnsi="Wingdings" w:hint="default"/>
+      </w:rPr>
+    </w:lvl>
+    <w:lvl w:ilvl="6" w:tplc="04190001" w:tentative="1">
+      <w:start w:val="1"/>
+      <w:numFmt w:val="bullet"/>
+      <w:lvlText w:val=""/>
+      <w:lvlJc w:val="left"/>
+      <w:pPr>
+        <w:ind w:left="5040" w:hanging="360"/>
+      </w:pPr>
+      <w:rPr>
+        <w:rFonts w:ascii="Symbol" w:hAnsi="Symbol" w:hint="default"/>
+      </w:rPr>
+    </w:lvl>
+    <w:lvl w:ilvl="7" w:tplc="04190003" w:tentative="1">
+      <w:start w:val="1"/>
+      <w:numFmt w:val="bullet"/>
+      <w:lvlText w:val="o"/>
+      <w:lvlJc w:val="left"/>
+      <w:pPr>
+        <w:ind w:left="5760" w:hanging="360"/>
+      </w:pPr>
+      <w:rPr>
+        <w:rFonts w:ascii="Courier New" w:hAnsi="Courier New" w:cs="Courier New" w:hint="default"/>
+      </w:rPr>
+    </w:lvl>
+    <w:lvl w:ilvl="8" w:tplc="04190005" w:tentative="1">
+      <w:start w:val="1"/>
+      <w:numFmt w:val="bullet"/>
+      <w:lvlText w:val=""/>
+      <w:lvlJc w:val="left"/>
+      <w:pPr>
+        <w:ind w:left="6480" w:hanging="360"/>
+      </w:pPr>
+      <w:rPr>
+        <w:rFonts w:ascii="Wingdings" w:hAnsi="Wingdings" w:hint="default"/>
+      </w:rPr>
+    </w:lvl>
+  </w:abstractNum>
+  <w:abstractNum w:abstractNumId="2" w15:restartNumberingAfterBreak="0">
+    <w:nsid w:val="46E161F4"/>
+    <w:multiLevelType w:val="hybridMultilevel"/>
+    <w:tmpl w:val="24F04D68"/>
+    <w:lvl w:ilvl="0" w:tplc="F68E61C8">
+      <w:start w:val="1"/>
+      <w:numFmt w:val="bullet"/>
+      <w:lvlText w:val="▶"/>
+      <w:lvlJc w:val="right"/>
+      <w:pPr>
+        <w:ind w:left="1146" w:hanging="360"/>
+      </w:pPr>
+      <w:rPr>
+        <w:rFonts w:ascii="Inter" w:hAnsi="Inter" w:hint="default"/>
+      </w:rPr>
+    </w:lvl>
+    <w:lvl w:ilvl="1" w:tplc="04190003" w:tentative="1">
+      <w:start w:val="1"/>
+      <w:numFmt w:val="bullet"/>
+      <w:lvlText w:val="o"/>
+      <w:lvlJc w:val="left"/>
+      <w:pPr>
+        <w:ind w:left="1440" w:hanging="360"/>
+      </w:pPr>
+      <w:rPr>
+        <w:rFonts w:ascii="Courier New" w:hAnsi="Courier New" w:cs="Courier New" w:hint="default"/>
+      </w:rPr>
+    </w:lvl>
+    <w:lvl w:ilvl="2" w:tplc="04190005" w:tentative="1">
+      <w:start w:val="1"/>
+      <w:numFmt w:val="bullet"/>
+      <w:lvlText w:val=""/>
+      <w:lvlJc w:val="left"/>
+      <w:pPr>
+        <w:ind w:left="2160" w:hanging="360"/>
+      </w:pPr>
+      <w:rPr>
+        <w:rFonts w:ascii="Wingdings" w:hAnsi="Wingdings" w:hint="default"/>
+      </w:rPr>
+    </w:lvl>
+    <w:lvl w:ilvl="3" w:tplc="04190001" w:tentative="1">
+      <w:start w:val="1"/>
+      <w:numFmt w:val="bullet"/>
+      <w:lvlText w:val=""/>
+      <w:lvlJc w:val="left"/>
+      <w:pPr>
+        <w:ind w:left="2880" w:hanging="360"/>
+      </w:pPr>
+      <w:rPr>
+        <w:rFonts w:ascii="Symbol" w:hAnsi="Symbol" w:hint="default"/>
+      </w:rPr>
+    </w:lvl>
+    <w:lvl w:ilvl="4" w:tplc="04190003" w:tentative="1">
+      <w:start w:val="1"/>
+      <w:numFmt w:val="bullet"/>
+      <w:lvlText w:val="o"/>
+      <w:lvlJc w:val="left"/>
+      <w:pPr>
+        <w:ind w:left="3600" w:hanging="360"/>
+      </w:pPr>
+      <w:rPr>
+        <w:rFonts w:ascii="Courier New" w:hAnsi="Courier New" w:cs="Courier New" w:hint="default"/>
+      </w:rPr>
+    </w:lvl>
+    <w:lvl w:ilvl="5" w:tplc="04190005" w:tentative="1">
+      <w:start w:val="1"/>
+      <w:numFmt w:val="bullet"/>
+      <w:lvlText w:val=""/>
+      <w:lvlJc w:val="left"/>
+      <w:pPr>
+        <w:ind w:left="4320" w:hanging="360"/>
+      </w:pPr>
+      <w:rPr>
+        <w:rFonts w:ascii="Wingdings" w:hAnsi="Wingdings" w:hint="default"/>
+      </w:rPr>
+    </w:lvl>
+    <w:lvl w:ilvl="6" w:tplc="04190001" w:tentative="1">
+      <w:start w:val="1"/>
+      <w:numFmt w:val="bullet"/>
+      <w:lvlText w:val=""/>
+      <w:lvlJc w:val="left"/>
+      <w:pPr>
+        <w:ind w:left="5040" w:hanging="360"/>
+      </w:pPr>
+      <w:rPr>
+        <w:rFonts w:ascii="Symbol" w:hAnsi="Symbol" w:hint="default"/>
+      </w:rPr>
+    </w:lvl>
+    <w:lvl w:ilvl="7" w:tplc="04190003" w:tentative="1">
+      <w:start w:val="1"/>
+      <w:numFmt w:val="bullet"/>
+      <w:lvlText w:val="o"/>
+      <w:lvlJc w:val="left"/>
+      <w:pPr>
+        <w:ind w:left="5760" w:hanging="360"/>
+      </w:pPr>
+      <w:rPr>
+        <w:rFonts w:ascii="Courier New" w:hAnsi="Courier New" w:cs="Courier New" w:hint="default"/>
+      </w:rPr>
+    </w:lvl>
+    <w:lvl w:ilvl="8" w:tplc="04190005" w:tentative="1">
+      <w:start w:val="1"/>
+      <w:numFmt w:val="bullet"/>
+      <w:lvlText w:val=""/>
+      <w:lvlJc w:val="left"/>
+      <w:pPr>
+        <w:ind w:left="6480" w:hanging="360"/>
+      </w:pPr>
+      <w:rPr>
+        <w:rFonts w:ascii="Wingdings" w:hAnsi="Wingdings" w:hint="default"/>
+      </w:rPr>
+    </w:lvl>
+  </w:abstractNum>
+  <w:abstractNum w:abstractNumId="3" w15:restartNumberingAfterBreak="0">
     <w:nsid w:val="682A50EF"/>
     <w:multiLevelType w:val="hybridMultilevel"/>
     <w:tmpl w:val="5C605B6A"/>
@@ -756,8 +1675,17 @@
       </w:pPr>
     </w:lvl>
   </w:abstractNum>
-  <w:num w:numId="1" w16cid:durableId="878979850">
+  <w:num w:numId="1">
+    <w:abstractNumId w:val="3"/>
+  </w:num>
+  <w:num w:numId="2">
     <w:abstractNumId w:val="0"/>
+  </w:num>
+  <w:num w:numId="3">
+    <w:abstractNumId w:val="2"/>
+  </w:num>
+  <w:num w:numId="4">
+    <w:abstractNumId w:val="1"/>
   </w:num>
 </w:numbering>
 </file>
@@ -770,7 +1698,7 @@
         <w:rFonts w:asciiTheme="minorHAnsi" w:eastAsiaTheme="minorHAnsi" w:hAnsiTheme="minorHAnsi" w:cstheme="minorBidi"/>
         <w:sz w:val="24"/>
         <w:szCs w:val="24"/>
-        <w:lang w:val="en-RU" w:eastAsia="en-US" w:bidi="ar-SA"/>
+        <w:lang w:eastAsia="en-US" w:bidi="ar-SA"/>
       </w:rPr>
     </w:rPrDefault>
     <w:pPrDefault/>
@@ -1153,10 +2081,10 @@
     <w:lsdException w:name="Unresolved Mention" w:semiHidden="1" w:unhideWhenUsed="1"/>
     <w:lsdException w:name="Smart Link" w:semiHidden="1" w:unhideWhenUsed="1"/>
   </w:latentStyles>
-  <w:style w:type="paragraph" w:default="1" w:styleId="Normal">
+  <w:style w:type="paragraph" w:default="1" w:styleId="a">
     <w:name w:val="Normal"/>
     <w:qFormat/>
-    <w:rsid w:val="00E6508F"/>
+    <w:rsid w:val="001804D5"/>
     <w:pPr>
       <w:ind w:firstLine="426"/>
       <w:jc w:val="both"/>
@@ -1166,19 +2094,19 @@
       <w:lang w:val="ru-RU"/>
     </w:rPr>
   </w:style>
-  <w:style w:type="paragraph" w:styleId="Heading1">
+  <w:style w:type="paragraph" w:styleId="1">
     <w:name w:val="heading 1"/>
-    <w:basedOn w:val="Normal"/>
-    <w:next w:val="Normal"/>
-    <w:link w:val="Heading1Char"/>
+    <w:basedOn w:val="a"/>
+    <w:next w:val="a"/>
+    <w:link w:val="10"/>
     <w:uiPriority w:val="9"/>
     <w:qFormat/>
-    <w:rsid w:val="00E6508F"/>
+    <w:rsid w:val="00074CD1"/>
     <w:pPr>
       <w:keepNext/>
       <w:keepLines/>
       <w:spacing w:before="320" w:after="120"/>
-      <w:ind w:firstLine="425"/>
+      <w:ind w:firstLine="0"/>
       <w:outlineLvl w:val="0"/>
     </w:pPr>
     <w:rPr>
@@ -1188,12 +2116,12 @@
       <w:szCs w:val="32"/>
     </w:rPr>
   </w:style>
-  <w:style w:type="character" w:default="1" w:styleId="DefaultParagraphFont">
+  <w:style w:type="character" w:default="1" w:styleId="a0">
     <w:name w:val="Default Paragraph Font"/>
     <w:uiPriority w:val="1"/>
     <w:unhideWhenUsed/>
   </w:style>
-  <w:style w:type="table" w:default="1" w:styleId="TableNormal">
+  <w:style w:type="table" w:default="1" w:styleId="a1">
     <w:name w:val="Normal Table"/>
     <w:uiPriority w:val="99"/>
     <w:semiHidden/>
@@ -1208,15 +2136,15 @@
       </w:tblCellMar>
     </w:tblPr>
   </w:style>
-  <w:style w:type="numbering" w:default="1" w:styleId="NoList">
+  <w:style w:type="numbering" w:default="1" w:styleId="a2">
     <w:name w:val="No List"/>
     <w:uiPriority w:val="99"/>
     <w:semiHidden/>
     <w:unhideWhenUsed/>
   </w:style>
-  <w:style w:type="table" w:styleId="TableGrid">
+  <w:style w:type="table" w:styleId="a3">
     <w:name w:val="Table Grid"/>
-    <w:basedOn w:val="TableNormal"/>
+    <w:basedOn w:val="a1"/>
     <w:uiPriority w:val="39"/>
     <w:rsid w:val="00B060A9"/>
     <w:tblPr>
@@ -1232,15 +2160,15 @@
   </w:style>
   <w:style w:type="character" w:customStyle="1" w:styleId="apple-converted-space">
     <w:name w:val="apple-converted-space"/>
-    <w:basedOn w:val="DefaultParagraphFont"/>
+    <w:basedOn w:val="a0"/>
     <w:rsid w:val="001566DC"/>
   </w:style>
-  <w:style w:type="character" w:customStyle="1" w:styleId="Heading1Char">
-    <w:name w:val="Heading 1 Char"/>
-    <w:basedOn w:val="DefaultParagraphFont"/>
-    <w:link w:val="Heading1"/>
+  <w:style w:type="character" w:customStyle="1" w:styleId="10">
+    <w:name w:val="Заголовок 1 Знак"/>
+    <w:basedOn w:val="a0"/>
+    <w:link w:val="1"/>
     <w:uiPriority w:val="9"/>
-    <w:rsid w:val="00E6508F"/>
+    <w:rsid w:val="00074CD1"/>
     <w:rPr>
       <w:rFonts w:ascii="Inter" w:eastAsiaTheme="majorEastAsia" w:hAnsi="Inter" w:cstheme="majorBidi"/>
       <w:b/>
@@ -1249,37 +2177,39 @@
       <w:lang w:val="ru-RU"/>
     </w:rPr>
   </w:style>
-  <w:style w:type="paragraph" w:styleId="Title">
+  <w:style w:type="paragraph" w:styleId="a4">
     <w:name w:val="Title"/>
-    <w:basedOn w:val="Heading1"/>
-    <w:next w:val="Normal"/>
-    <w:link w:val="TitleChar"/>
+    <w:basedOn w:val="1"/>
+    <w:next w:val="a"/>
+    <w:link w:val="a5"/>
     <w:uiPriority w:val="10"/>
     <w:qFormat/>
-    <w:rsid w:val="00390CFF"/>
+    <w:rsid w:val="001804D5"/>
+    <w:pPr>
+      <w:spacing w:after="240"/>
+    </w:pPr>
     <w:rPr>
-      <w:sz w:val="28"/>
-      <w:szCs w:val="28"/>
+      <w:sz w:val="32"/>
     </w:rPr>
   </w:style>
-  <w:style w:type="character" w:customStyle="1" w:styleId="TitleChar">
-    <w:name w:val="Title Char"/>
-    <w:basedOn w:val="DefaultParagraphFont"/>
-    <w:link w:val="Title"/>
+  <w:style w:type="character" w:customStyle="1" w:styleId="a5">
+    <w:name w:val="Заголовок Знак"/>
+    <w:basedOn w:val="a0"/>
+    <w:link w:val="a4"/>
     <w:uiPriority w:val="10"/>
-    <w:rsid w:val="00390CFF"/>
+    <w:rsid w:val="001804D5"/>
     <w:rPr>
       <w:rFonts w:ascii="Inter" w:eastAsiaTheme="majorEastAsia" w:hAnsi="Inter" w:cstheme="majorBidi"/>
       <w:b/>
       <w:color w:val="000000" w:themeColor="text1"/>
-      <w:sz w:val="28"/>
-      <w:szCs w:val="28"/>
+      <w:sz w:val="32"/>
+      <w:szCs w:val="32"/>
       <w:lang w:val="ru-RU"/>
     </w:rPr>
   </w:style>
-  <w:style w:type="paragraph" w:styleId="ListParagraph">
+  <w:style w:type="paragraph" w:styleId="a6">
     <w:name w:val="List Paragraph"/>
-    <w:basedOn w:val="Normal"/>
+    <w:basedOn w:val="a"/>
     <w:uiPriority w:val="34"/>
     <w:qFormat/>
     <w:rsid w:val="00480558"/>
@@ -1287,6 +2217,56 @@
       <w:ind w:left="720"/>
       <w:contextualSpacing/>
     </w:pPr>
+  </w:style>
+  <w:style w:type="paragraph" w:styleId="a7">
+    <w:name w:val="header"/>
+    <w:basedOn w:val="a"/>
+    <w:link w:val="a8"/>
+    <w:uiPriority w:val="99"/>
+    <w:unhideWhenUsed/>
+    <w:rsid w:val="00251B1A"/>
+    <w:pPr>
+      <w:tabs>
+        <w:tab w:val="center" w:pos="4677"/>
+        <w:tab w:val="right" w:pos="9355"/>
+      </w:tabs>
+    </w:pPr>
+  </w:style>
+  <w:style w:type="character" w:customStyle="1" w:styleId="a8">
+    <w:name w:val="Верхний колонтитул Знак"/>
+    <w:basedOn w:val="a0"/>
+    <w:link w:val="a7"/>
+    <w:uiPriority w:val="99"/>
+    <w:rsid w:val="00251B1A"/>
+    <w:rPr>
+      <w:rFonts w:ascii="Inter" w:hAnsi="Inter" w:cs="Arial"/>
+      <w:lang w:val="ru-RU"/>
+    </w:rPr>
+  </w:style>
+  <w:style w:type="paragraph" w:styleId="a9">
+    <w:name w:val="footer"/>
+    <w:basedOn w:val="a"/>
+    <w:link w:val="aa"/>
+    <w:uiPriority w:val="99"/>
+    <w:unhideWhenUsed/>
+    <w:rsid w:val="00251B1A"/>
+    <w:pPr>
+      <w:tabs>
+        <w:tab w:val="center" w:pos="4677"/>
+        <w:tab w:val="right" w:pos="9355"/>
+      </w:tabs>
+    </w:pPr>
+  </w:style>
+  <w:style w:type="character" w:customStyle="1" w:styleId="aa">
+    <w:name w:val="Нижний колонтитул Знак"/>
+    <w:basedOn w:val="a0"/>
+    <w:link w:val="a9"/>
+    <w:uiPriority w:val="99"/>
+    <w:rsid w:val="00251B1A"/>
+    <w:rPr>
+      <w:rFonts w:ascii="Inter" w:hAnsi="Inter" w:cs="Arial"/>
+      <w:lang w:val="ru-RU"/>
+    </w:rPr>
   </w:style>
 </w:styles>
 </file>
